--- a/docx/word/07_轴承寿命预测与故障诊断系统_中期检查报告_zyj.docx
+++ b/docx/word/07_轴承寿命预测与故障诊断系统_中期检查报告_zyj.docx
@@ -185,7 +185,7 @@
         <w:pStyle w:val="BodyText"/>
       </w:pPr>
       <w:r>
-        <w:t xml:space="preserve">当前代码采用 Python 3.11、uv 包管理和 PyTorch 2.10 依赖范围。源码物理路径为</w:t>
+        <w:t xml:space="preserve">当前代码采用 Python 3.11、uv 包管理和 PyTorch 2.10 依赖范围。系统通过</w:t>
       </w:r>
       <w:r>
         <w:t xml:space="preserve"> </w:t>
@@ -194,10 +194,13 @@
         <w:rPr>
           <w:rStyle w:val="VerbatimChar"/>
         </w:rPr>
-        <w:t xml:space="preserve">src/USTC/SSE/BearingPrediction</w:t>
-      </w:r>
-      <w:r>
-        <w:t xml:space="preserve">，示例和 Notebook 中推荐通过</w:t>
+        <w:t xml:space="preserve">phm</w:t>
+      </w:r>
+      <w:r>
+        <w:t xml:space="preserve"> </w:t>
+      </w:r>
+      <w:r>
+        <w:t xml:space="preserve">命令运行分析、训练和 benchmark，示例代码推荐通过</w:t>
       </w:r>
       <w:r>
         <w:t xml:space="preserve"> </w:t>
@@ -419,7 +422,7 @@
               <w:t xml:space="preserve">examples</w:t>
             </w:r>
             <w:r>
-              <w:t xml:space="preserve">，以 Notebook 为主</w:t>
+              <w:t xml:space="preserve">，主流程以 CLI 为准</w:t>
             </w:r>
           </w:p>
         </w:tc>
